--- a/Module-5/Module 5.1 Discussion Board/Baldree_Module5.1_DiscussionBoard_CSD340.docx
+++ b/Module-5/Module 5.1 Discussion Board/Baldree_Module5.1_DiscussionBoard_CSD340.docx
@@ -608,7 +608,16 @@
         <w:t xml:space="preserve"> Screenshot of Landing pages example 2/3/26</w:t>
       </w:r>
     </w:p>
-    <w:p/>
+    <w:p>
+      <w:r>
+        <w:rPr>
+          <w:rStyle w:val="Emphasis"/>
+          <w:b/>
+          <w:bCs/>
+        </w:rPr>
+        <w:t>100 Things Every Designer Should Know About People</w:t>
+      </w:r>
+    </w:p>
     <w:p>
       <w:r>
         <w:t>Topic 41: People Habituate to Information Pg.100</w:t>
@@ -1578,6 +1587,17 @@
       <w:shd w:val="clear" w:color="auto" w:fill="E1DFDD"/>
     </w:rPr>
   </w:style>
+  <w:style w:type="character" w:styleId="Emphasis">
+    <w:name w:val="Emphasis"/>
+    <w:basedOn w:val="DefaultParagraphFont"/>
+    <w:uiPriority w:val="20"/>
+    <w:qFormat/>
+    <w:rsid w:val="00291E07"/>
+    <w:rPr>
+      <w:i/>
+      <w:iCs/>
+    </w:rPr>
+  </w:style>
 </w:styles>
 </file>
 
